--- a/templates/COA_Etacom_template_font_revision.docx
+++ b/templates/COA_Etacom_template_font_revision.docx
@@ -6,7 +6,7 @@
       <w:pPr>
         <w:jc w:val="center"/>
         <w:rPr>
-          <w:rFonts w:ascii="標楷體" w:eastAsia="標楷體" w:hAnsi="標楷體"/>
+          <w:rFonts w:ascii="新細明體" w:hAnsi="新細明體"/>
           <w:sz w:val="22"/>
           <w:lang w:val="en-AU"/>
         </w:rPr>
@@ -16,48 +16,48 @@
       <w:pPr>
         <w:ind w:firstLineChars="1063" w:firstLine="2551"/>
         <w:rPr>
-          <w:rFonts w:ascii="標楷體" w:eastAsia="標楷體" w:hAnsi="標楷體" w:cs="Arial"/>
-          <w:szCs w:val="24"/>
-        </w:rPr>
-      </w:pPr>
-      <w:r>
-        <w:rPr>
-          <w:rFonts w:ascii="標楷體" w:eastAsia="標楷體" w:hAnsi="標楷體" w:cs="Arial"/>
+          <w:rFonts w:ascii="新細明體" w:hAnsi="新細明體" w:cs="Arial"/>
+          <w:szCs w:val="24"/>
+        </w:rPr>
+      </w:pPr>
+      <w:r>
+        <w:rPr>
+          <w:rFonts w:ascii="新細明體" w:hAnsi="新細明體" w:cs="Arial"/>
           <w:szCs w:val="24"/>
         </w:rPr>
         <w:t>客戶名稱</w:t>
       </w:r>
       <w:r>
         <w:rPr>
-          <w:rFonts w:ascii="標楷體" w:eastAsia="標楷體" w:hAnsi="標楷體" w:cs="Arial"/>
+          <w:rFonts w:ascii="新細明體" w:hAnsi="新細明體" w:cs="Arial"/>
           <w:szCs w:val="24"/>
         </w:rPr>
         <w:t>：</w:t>
       </w:r>
       <w:r>
         <w:rPr>
-          <w:rFonts w:ascii="標楷體" w:eastAsia="標楷體" w:hAnsi="標楷體" w:cs="Arial"/>
+          <w:rFonts w:ascii="新細明體" w:hAnsi="新細明體" w:cs="Arial"/>
           <w:szCs w:val="24"/>
         </w:rPr>
         <w:t xml:space="preserve"> </w:t>
       </w:r>
       <w:r>
         <w:rPr>
-          <w:rFonts w:ascii="標楷體" w:eastAsia="標楷體" w:hAnsi="標楷體" w:cs="Arial" w:hint="eastAsia"/>
+          <w:rFonts w:ascii="新細明體" w:hAnsi="新細明體" w:cs="Arial" w:hint="eastAsia"/>
           <w:szCs w:val="24"/>
         </w:rPr>
         <w:t>安達康</w:t>
       </w:r>
       <w:r>
         <w:rPr>
-          <w:rFonts w:ascii="標楷體" w:eastAsia="標楷體" w:hAnsi="標楷體" w:cs="Arial" w:hint="eastAsia"/>
+          <w:rFonts w:ascii="新細明體" w:hAnsi="新細明體" w:cs="Arial" w:hint="eastAsia"/>
           <w:szCs w:val="24"/>
         </w:rPr>
         <w:t>科技</w:t>
       </w:r>
       <w:r>
         <w:rPr>
-          <w:rFonts w:ascii="標楷體" w:eastAsia="標楷體" w:hAnsi="標楷體" w:cs="Arial"/>
+          <w:rFonts w:ascii="新細明體" w:hAnsi="新細明體" w:cs="Arial"/>
           <w:szCs w:val="24"/>
         </w:rPr>
         <w:t>股份有限公司</w:t>
@@ -67,20 +67,20 @@
       <w:pPr>
         <w:ind w:firstLineChars="1063" w:firstLine="2551"/>
         <w:rPr>
-          <w:rFonts w:ascii="標楷體" w:eastAsia="標楷體" w:hAnsi="標楷體" w:cs="Arial"/>
-          <w:szCs w:val="24"/>
-        </w:rPr>
-      </w:pPr>
-      <w:r>
-        <w:rPr>
-          <w:rFonts w:ascii="標楷體" w:eastAsia="標楷體" w:hAnsi="標楷體" w:cs="Arial" w:hint="eastAsia"/>
+          <w:rFonts w:ascii="新細明體" w:hAnsi="新細明體" w:cs="Arial"/>
+          <w:szCs w:val="24"/>
+        </w:rPr>
+      </w:pPr>
+      <w:r>
+        <w:rPr>
+          <w:rFonts w:ascii="新細明體" w:hAnsi="新細明體" w:cs="Arial" w:hint="eastAsia"/>
           <w:szCs w:val="24"/>
         </w:rPr>
         <w:t>品名：</w:t>
       </w:r>
       <w:r>
         <w:rPr>
-          <w:rFonts w:ascii="標楷體" w:eastAsia="標楷體" w:hAnsi="標楷體" w:cs="Arial"/>
+          <w:rFonts w:ascii="新細明體" w:hAnsi="新細明體" w:cs="Arial"/>
           <w:szCs w:val="24"/>
           <w:lang w:val="en-AU"/>
         </w:rPr>
@@ -88,7 +88,7 @@
       </w:r>
       <w:r>
         <w:rPr>
-          <w:rFonts w:ascii="標楷體" w:eastAsia="標楷體" w:hAnsi="標楷體" w:cs="Arial"/>
+          <w:rFonts w:ascii="新細明體" w:hAnsi="新細明體" w:cs="Arial"/>
           <w:szCs w:val="24"/>
         </w:rPr>
         <w:t xml:space="preserve"> }}</w:t>
@@ -99,20 +99,20 @@
         <w:ind w:firstLineChars="1063" w:firstLine="2551"/>
         <w:jc w:val="both"/>
         <w:rPr>
-          <w:rFonts w:ascii="標楷體" w:eastAsia="標楷體" w:hAnsi="標楷體" w:cs="Arial"/>
-          <w:szCs w:val="24"/>
-        </w:rPr>
-      </w:pPr>
-      <w:r>
-        <w:rPr>
-          <w:rFonts w:ascii="標楷體" w:eastAsia="標楷體" w:hAnsi="標楷體" w:cs="Arial"/>
+          <w:rFonts w:ascii="新細明體" w:hAnsi="新細明體" w:cs="Arial"/>
+          <w:szCs w:val="24"/>
+        </w:rPr>
+      </w:pPr>
+      <w:r>
+        <w:rPr>
+          <w:rFonts w:ascii="新細明體" w:hAnsi="新細明體" w:cs="Arial"/>
           <w:szCs w:val="24"/>
         </w:rPr>
         <w:t>日期：</w:t>
       </w:r>
       <w:r>
         <w:rPr>
-          <w:rFonts w:ascii="標楷體" w:eastAsia="標楷體" w:hAnsi="標楷體" w:cs="Arial"/>
+          <w:rFonts w:ascii="新細明體" w:hAnsi="新細明體" w:cs="Arial"/>
           <w:szCs w:val="24"/>
         </w:rPr>
         <w:t>{{ date }}</w:t>
@@ -123,34 +123,34 @@
         <w:ind w:firstLineChars="1063" w:firstLine="2551"/>
         <w:jc w:val="both"/>
         <w:rPr>
-          <w:rFonts w:ascii="標楷體" w:eastAsia="標楷體" w:hAnsi="標楷體" w:cs="Arial"/>
-          <w:szCs w:val="24"/>
-        </w:rPr>
-      </w:pPr>
-      <w:r>
-        <w:rPr>
-          <w:rFonts w:ascii="標楷體" w:eastAsia="標楷體" w:hAnsi="標楷體" w:cs="Arial" w:hint="eastAsia"/>
+          <w:rFonts w:ascii="新細明體" w:hAnsi="新細明體" w:cs="Arial"/>
+          <w:szCs w:val="24"/>
+        </w:rPr>
+      </w:pPr>
+      <w:r>
+        <w:rPr>
+          <w:rFonts w:ascii="新細明體" w:hAnsi="新細明體" w:cs="Arial" w:hint="eastAsia"/>
           <w:szCs w:val="24"/>
         </w:rPr>
         <w:t>批</w:t>
       </w:r>
       <w:r>
         <w:rPr>
-          <w:rFonts w:ascii="標楷體" w:eastAsia="標楷體" w:hAnsi="標楷體" w:cs="Arial"/>
+          <w:rFonts w:ascii="新細明體" w:hAnsi="新細明體" w:cs="Arial"/>
           <w:szCs w:val="24"/>
         </w:rPr>
         <w:t>號</w:t>
       </w:r>
       <w:r>
         <w:rPr>
-          <w:rFonts w:ascii="標楷體" w:eastAsia="標楷體" w:hAnsi="標楷體" w:cs="Arial"/>
+          <w:rFonts w:ascii="新細明體" w:hAnsi="新細明體" w:cs="Arial"/>
           <w:szCs w:val="24"/>
         </w:rPr>
         <w:t>：</w:t>
       </w:r>
       <w:r>
         <w:rPr>
-          <w:rFonts w:ascii="標楷體" w:eastAsia="標楷體" w:hAnsi="標楷體" w:cs="Arial"/>
+          <w:rFonts w:ascii="新細明體" w:hAnsi="新細明體" w:cs="Arial"/>
           <w:szCs w:val="24"/>
         </w:rPr>
         <w:t>{{ lot_no }}</w:t>
@@ -161,27 +161,27 @@
         <w:ind w:firstLineChars="1063" w:firstLine="2551"/>
         <w:jc w:val="both"/>
         <w:rPr>
-          <w:rFonts w:ascii="標楷體" w:eastAsia="標楷體" w:hAnsi="標楷體" w:cs="Arial"/>
-          <w:szCs w:val="24"/>
-        </w:rPr>
-      </w:pPr>
-      <w:r>
-        <w:rPr>
-          <w:rFonts w:ascii="標楷體" w:eastAsia="標楷體" w:hAnsi="標楷體" w:cs="Arial" w:hint="eastAsia"/>
+          <w:rFonts w:ascii="新細明體" w:hAnsi="新細明體" w:cs="Arial"/>
+          <w:szCs w:val="24"/>
+        </w:rPr>
+      </w:pPr>
+      <w:r>
+        <w:rPr>
+          <w:rFonts w:ascii="新細明體" w:hAnsi="新細明體" w:cs="Arial" w:hint="eastAsia"/>
           <w:szCs w:val="24"/>
         </w:rPr>
         <w:t>重量</w:t>
       </w:r>
       <w:r>
         <w:rPr>
-          <w:rFonts w:ascii="標楷體" w:eastAsia="標楷體" w:hAnsi="標楷體" w:cs="Arial"/>
+          <w:rFonts w:ascii="新細明體" w:hAnsi="新細明體" w:cs="Arial"/>
           <w:szCs w:val="24"/>
         </w:rPr>
         <w:t>：</w:t>
       </w:r>
       <w:r>
         <w:rPr>
-          <w:rFonts w:ascii="標楷體" w:eastAsia="標楷體" w:hAnsi="標楷體" w:cs="Arial"/>
+          <w:rFonts w:ascii="新細明體" w:hAnsi="新細明體" w:cs="Arial"/>
           <w:szCs w:val="24"/>
         </w:rPr>
         <w:t>{{ weight }}</w:t>
@@ -190,7 +190,7 @@
     <w:p>
       <w:pPr>
         <w:rPr>
-          <w:rFonts w:ascii="標楷體" w:eastAsia="標楷體" w:hAnsi="標楷體" w:cs="Arial"/>
+          <w:rFonts w:ascii="新細明體" w:hAnsi="新細明體" w:cs="Arial"/>
           <w:szCs w:val="24"/>
         </w:rPr>
       </w:pPr>
@@ -198,7 +198,7 @@
     <w:p>
       <w:pPr>
         <w:rPr>
-          <w:rFonts w:ascii="標楷體" w:eastAsia="標楷體" w:hAnsi="標楷體" w:cs="Arial"/>
+          <w:rFonts w:ascii="新細明體" w:hAnsi="新細明體" w:cs="Arial"/>
           <w:szCs w:val="24"/>
         </w:rPr>
       </w:pPr>
@@ -217,9 +217,9 @@
         <w:tblLook w:val="01E0" w:firstRow="1" w:lastRow="1" w:firstColumn="1" w:lastColumn="1" w:noHBand="0" w:noVBand="0"/>
       </w:tblPr>
       <w:tblGrid>
-        <w:gridCol w:w="2903"/>
-        <w:gridCol w:w="2833"/>
-        <w:gridCol w:w="2736"/>
+        <w:gridCol w:w="2943"/>
+        <w:gridCol w:w="2835"/>
+        <w:gridCol w:w="2694"/>
       </w:tblGrid>
       <w:tr>
         <w:trPr>
@@ -237,13 +237,13 @@
             <w:pPr>
               <w:jc w:val="center"/>
               <w:rPr>
-                <w:rFonts w:ascii="標楷體" w:eastAsia="標楷體" w:hAnsi="標楷體" w:cs="Arial"/>
+                <w:rFonts w:ascii="新細明體" w:hAnsi="新細明體" w:cs="Arial"/>
                 <w:szCs w:val="24"/>
               </w:rPr>
             </w:pPr>
             <w:r>
               <w:rPr>
-                <w:rFonts w:ascii="標楷體" w:eastAsia="標楷體" w:hAnsi="標楷體" w:cs="Arial" w:hint="eastAsia"/>
+                <w:rFonts w:ascii="新細明體" w:hAnsi="新細明體" w:cs="Arial" w:hint="eastAsia"/>
                 <w:szCs w:val="24"/>
               </w:rPr>
               <w:t>檢查項目</w:t>
@@ -262,13 +262,13 @@
             <w:pPr>
               <w:jc w:val="center"/>
               <w:rPr>
-                <w:rFonts w:ascii="標楷體" w:eastAsia="標楷體" w:hAnsi="標楷體" w:cs="Arial"/>
+                <w:rFonts w:ascii="新細明體" w:hAnsi="新細明體" w:cs="Arial"/>
                 <w:szCs w:val="24"/>
               </w:rPr>
             </w:pPr>
             <w:r>
               <w:rPr>
-                <w:rFonts w:ascii="標楷體" w:eastAsia="標楷體" w:hAnsi="標楷體" w:cs="Arial" w:hint="eastAsia"/>
+                <w:rFonts w:ascii="新細明體" w:hAnsi="新細明體" w:cs="Arial" w:hint="eastAsia"/>
                 <w:szCs w:val="24"/>
               </w:rPr>
               <w:t>規格</w:t>
@@ -287,13 +287,13 @@
             <w:pPr>
               <w:jc w:val="center"/>
               <w:rPr>
-                <w:rFonts w:ascii="標楷體" w:eastAsia="標楷體" w:hAnsi="標楷體" w:cs="Arial"/>
+                <w:rFonts w:ascii="新細明體" w:hAnsi="新細明體" w:cs="Arial"/>
                 <w:szCs w:val="24"/>
               </w:rPr>
             </w:pPr>
             <w:r>
               <w:rPr>
-                <w:rFonts w:ascii="標楷體" w:eastAsia="標楷體" w:hAnsi="標楷體" w:cs="Arial" w:hint="eastAsia"/>
+                <w:rFonts w:ascii="新細明體" w:hAnsi="新細明體" w:cs="Arial" w:hint="eastAsia"/>
                 <w:szCs w:val="24"/>
               </w:rPr>
               <w:t>結果</w:t>
@@ -318,20 +318,20 @@
             <w:pPr>
               <w:ind w:firstLineChars="100" w:firstLine="240"/>
               <w:rPr>
-                <w:rFonts w:ascii="標楷體" w:eastAsia="標楷體" w:hAnsi="標楷體" w:cs="Arial"/>
+                <w:rFonts w:ascii="新細明體" w:hAnsi="新細明體" w:cs="Arial"/>
                 <w:szCs w:val="24"/>
               </w:rPr>
             </w:pPr>
             <w:r>
               <w:rPr>
-                <w:rFonts w:ascii="標楷體" w:eastAsia="標楷體" w:hAnsi="標楷體" w:cs="Arial" w:hint="eastAsia"/>
+                <w:rFonts w:ascii="新細明體" w:hAnsi="新細明體" w:cs="Arial" w:hint="eastAsia"/>
                 <w:szCs w:val="24"/>
               </w:rPr>
               <w:t>黏度</w:t>
             </w:r>
             <w:r>
               <w:rPr>
-                <w:rFonts w:ascii="標楷體" w:eastAsia="標楷體" w:hAnsi="標楷體" w:cs="Arial"/>
+                <w:rFonts w:ascii="新細明體" w:hAnsi="新細明體" w:cs="Arial"/>
                 <w:szCs w:val="24"/>
               </w:rPr>
               <w:t>(25℃)</w:t>
@@ -351,27 +351,27 @@
             <w:pPr>
               <w:jc w:val="center"/>
               <w:rPr>
-                <w:rFonts w:ascii="標楷體" w:eastAsia="標楷體" w:hAnsi="標楷體" w:cs="Arial"/>
+                <w:rFonts w:ascii="新細明體" w:hAnsi="新細明體" w:cs="Arial"/>
                 <w:szCs w:val="24"/>
               </w:rPr>
             </w:pPr>
             <w:r>
               <w:rPr>
-                <w:rFonts w:ascii="標楷體" w:eastAsia="標楷體" w:hAnsi="標楷體" w:cs="Arial"/>
+                <w:rFonts w:ascii="新細明體" w:hAnsi="新細明體" w:cs="Arial"/>
                 <w:szCs w:val="24"/>
               </w:rPr>
               <w:t xml:space="preserve">{{ viscosity_range }} </w:t>
             </w:r>
             <w:r>
               <w:rPr>
-                <w:rFonts w:ascii="標楷體" w:eastAsia="標楷體" w:hAnsi="標楷體" w:cs="Arial"/>
+                <w:rFonts w:ascii="新細明體" w:hAnsi="新細明體" w:cs="Arial"/>
                 <w:szCs w:val="24"/>
               </w:rPr>
               <w:t>cP</w:t>
             </w:r>
             <w:r>
               <w:rPr>
-                <w:rFonts w:ascii="標楷體" w:eastAsia="標楷體" w:hAnsi="標楷體" w:cs="Arial"/>
+                <w:rFonts w:ascii="新細明體" w:hAnsi="新細明體" w:cs="Arial"/>
                 <w:szCs w:val="24"/>
               </w:rPr>
               <w:t>s</w:t>
@@ -391,41 +391,55 @@
             <w:pPr>
               <w:jc w:val="center"/>
               <w:rPr>
-                <w:rFonts w:ascii="標楷體" w:eastAsia="標楷體" w:hAnsi="標楷體" w:cs="Arial"/>
+                <w:rFonts w:ascii="新細明體" w:hAnsi="新細明體" w:cs="Arial"/>
                 <w:szCs w:val="24"/>
               </w:rPr>
             </w:pPr>
             <w:r>
               <w:rPr>
-                <w:rFonts w:ascii="標楷體" w:eastAsia="標楷體" w:hAnsi="標楷體" w:cs="Arial"/>
-                <w:szCs w:val="24"/>
-              </w:rPr>
-              <w:t xml:space="preserve">{{ </w:t>
-            </w:r>
-            <w:r>
-              <w:rPr>
-                <w:rFonts w:ascii="標楷體" w:eastAsia="標楷體" w:hAnsi="標楷體" w:cs="Arial"/>
-                <w:szCs w:val="24"/>
-              </w:rPr>
-              <w:t>etacom_viscosity</w:t>
-            </w:r>
-            <w:r>
-              <w:rPr>
-                <w:rFonts w:ascii="標楷體" w:eastAsia="標楷體" w:hAnsi="標楷體" w:cs="Arial"/>
+                <w:rFonts w:ascii="新細明體" w:hAnsi="新細明體" w:cs="Arial"/>
+                <w:szCs w:val="24"/>
+              </w:rPr>
+              <w:t>{{</w:t>
+            </w:r>
+            <w:r>
+              <w:rPr>
+                <w:rFonts w:ascii="新細明體" w:hAnsi="新細明體" w:cs="Arial"/>
+                <w:szCs w:val="24"/>
+              </w:rPr>
+              <w:t xml:space="preserve"> </w:t>
+            </w:r>
+            <w:r>
+              <w:rPr>
+                <w:rFonts w:ascii="新細明體" w:hAnsi="新細明體" w:cs="Arial"/>
+                <w:szCs w:val="24"/>
+              </w:rPr>
+              <w:t>viscosity</w:t>
+            </w:r>
+            <w:r>
+              <w:rPr>
+                <w:rFonts w:ascii="新細明體" w:hAnsi="新細明體" w:cs="Arial"/>
+                <w:szCs w:val="24"/>
+              </w:rPr>
+              <w:t xml:space="preserve"> </w:t>
+            </w:r>
+            <w:r>
+              <w:rPr>
+                <w:rFonts w:ascii="新細明體" w:hAnsi="新細明體" w:cs="Arial"/>
                 <w:szCs w:val="24"/>
               </w:rPr>
               <w:t>}}</w:t>
             </w:r>
             <w:r>
               <w:rPr>
-                <w:rFonts w:ascii="標楷體" w:eastAsia="標楷體" w:hAnsi="標楷體" w:cs="Arial" w:hint="eastAsia"/>
+                <w:rFonts w:ascii="新細明體" w:hAnsi="新細明體" w:cs="Arial" w:hint="eastAsia"/>
                 <w:szCs w:val="24"/>
               </w:rPr>
               <w:t xml:space="preserve"> cP</w:t>
             </w:r>
             <w:r>
               <w:rPr>
-                <w:rFonts w:ascii="標楷體" w:eastAsia="標楷體" w:hAnsi="標楷體" w:cs="Arial" w:hint="eastAsia"/>
+                <w:rFonts w:ascii="新細明體" w:hAnsi="新細明體" w:cs="Arial" w:hint="eastAsia"/>
                 <w:szCs w:val="24"/>
               </w:rPr>
               <w:t>s</w:t>
@@ -450,13 +464,13 @@
             <w:pPr>
               <w:ind w:firstLineChars="100" w:firstLine="240"/>
               <w:rPr>
-                <w:rFonts w:ascii="標楷體" w:eastAsia="標楷體" w:hAnsi="標楷體" w:cs="Arial"/>
+                <w:rFonts w:ascii="新細明體" w:hAnsi="新細明體" w:cs="Arial"/>
                 <w:szCs w:val="24"/>
               </w:rPr>
             </w:pPr>
             <w:r>
               <w:rPr>
-                <w:rFonts w:ascii="標楷體" w:eastAsia="標楷體" w:hAnsi="標楷體" w:cs="Arial" w:hint="eastAsia"/>
+                <w:rFonts w:ascii="新細明體" w:hAnsi="新細明體" w:cs="Arial" w:hint="eastAsia"/>
                 <w:szCs w:val="24"/>
               </w:rPr>
               <w:t>外觀</w:t>
@@ -476,14 +490,14 @@
             <w:pPr>
               <w:jc w:val="center"/>
               <w:rPr>
-                <w:rFonts w:ascii="標楷體" w:eastAsia="標楷體" w:hAnsi="標楷體" w:cs="Arial"/>
+                <w:rFonts w:ascii="新細明體" w:hAnsi="新細明體" w:cs="Arial"/>
                 <w:szCs w:val="24"/>
                 <w:lang w:val="en-AU"/>
               </w:rPr>
             </w:pPr>
             <w:r>
               <w:rPr>
-                <w:rFonts w:ascii="標楷體" w:eastAsia="標楷體" w:hAnsi="標楷體" w:cs="Arial"/>
+                <w:rFonts w:ascii="新細明體" w:hAnsi="新細明體" w:cs="Arial"/>
                 <w:szCs w:val="24"/>
                 <w:lang w:val="en-AU"/>
               </w:rPr>
@@ -504,13 +518,13 @@
             <w:pPr>
               <w:jc w:val="center"/>
               <w:rPr>
-                <w:rFonts w:ascii="標楷體" w:eastAsia="標楷體" w:hAnsi="標楷體" w:cs="Arial"/>
+                <w:rFonts w:ascii="新細明體" w:hAnsi="新細明體" w:cs="Arial"/>
                 <w:szCs w:val="24"/>
               </w:rPr>
             </w:pPr>
             <w:r>
               <w:rPr>
-                <w:rFonts w:ascii="標楷體" w:eastAsia="標楷體" w:hAnsi="標楷體" w:cs="Arial"/>
+                <w:rFonts w:ascii="新細明體" w:hAnsi="新細明體" w:cs="Arial"/>
                 <w:szCs w:val="24"/>
                 <w:lang w:val="en-AU"/>
               </w:rPr>
@@ -536,13 +550,13 @@
             <w:pPr>
               <w:ind w:firstLineChars="100" w:firstLine="240"/>
               <w:rPr>
-                <w:rFonts w:ascii="標楷體" w:eastAsia="標楷體" w:hAnsi="標楷體"/>
+                <w:rFonts w:ascii="新細明體" w:hAnsi="新細明體"/>
                 <w:szCs w:val="24"/>
               </w:rPr>
             </w:pPr>
             <w:r>
               <w:rPr>
-                <w:rFonts w:ascii="標楷體" w:eastAsia="標楷體" w:hAnsi="標楷體" w:hint="eastAsia"/>
+                <w:rFonts w:ascii="新細明體" w:hAnsi="新細明體" w:hint="eastAsia"/>
                 <w:szCs w:val="24"/>
               </w:rPr>
               <w:t>硬度(Shore-D)</w:t>
@@ -551,41 +565,41 @@
           <w:p>
             <w:pPr>
               <w:rPr>
-                <w:rFonts w:ascii="標楷體" w:eastAsia="標楷體" w:hAnsi="標楷體" w:cs="Arial"/>
+                <w:rFonts w:ascii="新細明體" w:hAnsi="新細明體" w:cs="Arial"/>
                 <w:szCs w:val="24"/>
               </w:rPr>
             </w:pPr>
             <w:r>
               <w:rPr>
-                <w:rFonts w:ascii="標楷體" w:eastAsia="標楷體" w:hAnsi="標楷體"/>
+                <w:rFonts w:ascii="新細明體" w:hAnsi="新細明體"/>
                 <w:szCs w:val="24"/>
               </w:rPr>
               <w:t xml:space="preserve">  </w:t>
             </w:r>
             <w:r>
               <w:rPr>
-                <w:rFonts w:ascii="標楷體" w:eastAsia="標楷體" w:hAnsi="標楷體"/>
+                <w:rFonts w:ascii="新細明體" w:hAnsi="新細明體"/>
                 <w:szCs w:val="24"/>
               </w:rPr>
               <w:t>C</w:t>
             </w:r>
             <w:r>
               <w:rPr>
-                <w:rFonts w:ascii="標楷體" w:eastAsia="標楷體" w:hAnsi="標楷體" w:hint="eastAsia"/>
+                <w:rFonts w:ascii="新細明體" w:hAnsi="新細明體" w:hint="eastAsia"/>
                 <w:szCs w:val="24"/>
               </w:rPr>
               <w:t>ouple: H</w:t>
             </w:r>
             <w:r>
               <w:rPr>
-                <w:rFonts w:ascii="標楷體" w:eastAsia="標楷體" w:hAnsi="標楷體" w:hint="eastAsia"/>
+                <w:rFonts w:ascii="新細明體" w:hAnsi="新細明體" w:hint="eastAsia"/>
                 <w:szCs w:val="24"/>
               </w:rPr>
               <w:t>Y25</w:t>
             </w:r>
             <w:r>
               <w:rPr>
-                <w:rFonts w:ascii="標楷體" w:eastAsia="標楷體" w:hAnsi="標楷體" w:hint="eastAsia"/>
+                <w:rFonts w:ascii="新細明體" w:hAnsi="新細明體" w:hint="eastAsia"/>
                 <w:szCs w:val="24"/>
               </w:rPr>
               <w:t>36</w:t>
@@ -605,13 +619,13 @@
             <w:pPr>
               <w:jc w:val="center"/>
               <w:rPr>
-                <w:rFonts w:ascii="標楷體" w:eastAsia="標楷體" w:hAnsi="標楷體" w:cs="Arial"/>
+                <w:rFonts w:ascii="新細明體" w:hAnsi="新細明體" w:cs="Arial"/>
                 <w:szCs w:val="24"/>
               </w:rPr>
             </w:pPr>
             <w:r>
               <w:rPr>
-                <w:rFonts w:ascii="標楷體" w:eastAsia="標楷體" w:hAnsi="標楷體" w:cs="Arial"/>
+                <w:rFonts w:ascii="新細明體" w:hAnsi="新細明體" w:cs="Arial"/>
                 <w:szCs w:val="24"/>
               </w:rPr>
               <w:t>{{ hardness }}</w:t>
@@ -631,27 +645,27 @@
             <w:pPr>
               <w:jc w:val="center"/>
               <w:rPr>
-                <w:rFonts w:ascii="標楷體" w:eastAsia="標楷體" w:hAnsi="標楷體" w:cs="Arial"/>
+                <w:rFonts w:ascii="新細明體" w:hAnsi="新細明體" w:cs="Arial"/>
                 <w:szCs w:val="24"/>
               </w:rPr>
             </w:pPr>
             <w:r>
               <w:rPr>
-                <w:rFonts w:ascii="標楷體" w:eastAsia="標楷體" w:hAnsi="標楷體" w:cs="Arial" w:hint="eastAsia"/>
+                <w:rFonts w:ascii="新細明體" w:hAnsi="新細明體" w:cs="Arial" w:hint="eastAsia"/>
                 <w:szCs w:val="24"/>
               </w:rPr>
               <w:t>D-</w:t>
             </w:r>
             <w:r>
               <w:rPr>
-                <w:rFonts w:ascii="標楷體" w:eastAsia="標楷體" w:hAnsi="標楷體" w:cs="Arial" w:hint="eastAsia"/>
+                <w:rFonts w:ascii="新細明體" w:hAnsi="新細明體" w:cs="Arial" w:hint="eastAsia"/>
                 <w:szCs w:val="24"/>
               </w:rPr>
               <w:t>7</w:t>
             </w:r>
             <w:r>
               <w:rPr>
-                <w:rFonts w:ascii="標楷體" w:eastAsia="標楷體" w:hAnsi="標楷體" w:cs="Arial" w:hint="eastAsia"/>
+                <w:rFonts w:ascii="新細明體" w:hAnsi="新細明體" w:cs="Arial" w:hint="eastAsia"/>
                 <w:szCs w:val="24"/>
               </w:rPr>
               <w:t>2</w:t>
@@ -676,34 +690,34 @@
             <w:pPr>
               <w:ind w:firstLineChars="100" w:firstLine="240"/>
               <w:rPr>
-                <w:rFonts w:ascii="標楷體" w:eastAsia="標楷體" w:hAnsi="標楷體"/>
+                <w:rFonts w:ascii="新細明體" w:hAnsi="新細明體"/>
                 <w:szCs w:val="24"/>
               </w:rPr>
             </w:pPr>
             <w:r>
               <w:rPr>
-                <w:rFonts w:ascii="標楷體" w:eastAsia="標楷體" w:hAnsi="標楷體" w:hint="eastAsia"/>
+                <w:rFonts w:ascii="新細明體" w:hAnsi="新細明體" w:hint="eastAsia"/>
                 <w:szCs w:val="24"/>
               </w:rPr>
               <w:t>凝膠時間</w:t>
             </w:r>
             <w:r>
               <w:rPr>
-                <w:rFonts w:ascii="標楷體" w:eastAsia="標楷體" w:hAnsi="標楷體" w:hint="eastAsia"/>
+                <w:rFonts w:ascii="新細明體" w:hAnsi="新細明體" w:hint="eastAsia"/>
                 <w:szCs w:val="24"/>
               </w:rPr>
               <w:t>(1</w:t>
             </w:r>
             <w:r>
               <w:rPr>
-                <w:rFonts w:ascii="標楷體" w:eastAsia="標楷體" w:hAnsi="標楷體" w:hint="eastAsia"/>
+                <w:rFonts w:ascii="新細明體" w:hAnsi="新細明體" w:hint="eastAsia"/>
                 <w:szCs w:val="24"/>
               </w:rPr>
               <w:t>1</w:t>
             </w:r>
             <w:r>
               <w:rPr>
-                <w:rFonts w:ascii="標楷體" w:eastAsia="標楷體" w:hAnsi="標楷體" w:hint="eastAsia"/>
+                <w:rFonts w:ascii="新細明體" w:hAnsi="新細明體" w:hint="eastAsia"/>
                 <w:szCs w:val="24"/>
               </w:rPr>
               <w:t>0℃)</w:t>
@@ -723,20 +737,20 @@
             <w:pPr>
               <w:jc w:val="center"/>
               <w:rPr>
-                <w:rFonts w:ascii="標楷體" w:eastAsia="標楷體" w:hAnsi="標楷體" w:cs="Arial"/>
+                <w:rFonts w:ascii="新細明體" w:hAnsi="新細明體" w:cs="Arial"/>
                 <w:szCs w:val="24"/>
               </w:rPr>
             </w:pPr>
             <w:r>
               <w:rPr>
-                <w:rFonts w:ascii="標楷體" w:eastAsia="標楷體" w:hAnsi="標楷體" w:cs="Arial"/>
+                <w:rFonts w:ascii="新細明體" w:hAnsi="新細明體" w:cs="Arial"/>
                 <w:szCs w:val="24"/>
               </w:rPr>
               <w:t>{{ gel_time_range }}</w:t>
             </w:r>
             <w:r>
               <w:rPr>
-                <w:rFonts w:ascii="標楷體" w:eastAsia="標楷體" w:hAnsi="標楷體" w:cs="Arial" w:hint="eastAsia"/>
+                <w:rFonts w:ascii="新細明體" w:hAnsi="新細明體" w:cs="Arial" w:hint="eastAsia"/>
                 <w:szCs w:val="24"/>
               </w:rPr>
               <w:t xml:space="preserve"> sec</w:t>
@@ -756,20 +770,20 @@
             <w:pPr>
               <w:jc w:val="center"/>
               <w:rPr>
-                <w:rFonts w:ascii="標楷體" w:eastAsia="標楷體" w:hAnsi="標楷體" w:cs="Arial"/>
+                <w:rFonts w:ascii="新細明體" w:hAnsi="新細明體" w:cs="Arial"/>
                 <w:szCs w:val="24"/>
               </w:rPr>
             </w:pPr>
             <w:r>
               <w:rPr>
-                <w:rFonts w:ascii="標楷體" w:eastAsia="標楷體" w:hAnsi="標楷體" w:cs="Arial"/>
+                <w:rFonts w:ascii="新細明體" w:hAnsi="新細明體" w:cs="Arial"/>
                 <w:szCs w:val="24"/>
               </w:rPr>
               <w:t>{{ gel_time }}</w:t>
             </w:r>
             <w:r>
               <w:rPr>
-                <w:rFonts w:ascii="標楷體" w:eastAsia="標楷體" w:hAnsi="標楷體" w:cs="Arial" w:hint="eastAsia"/>
+                <w:rFonts w:ascii="新細明體" w:hAnsi="新細明體" w:cs="Arial" w:hint="eastAsia"/>
                 <w:szCs w:val="24"/>
               </w:rPr>
               <w:t xml:space="preserve"> sec</w:t>
@@ -781,7 +795,7 @@
     <w:p>
       <w:pPr>
         <w:rPr>
-          <w:rFonts w:ascii="標楷體" w:eastAsia="標楷體" w:hAnsi="標楷體" w:cs="Arial"/>
+          <w:rFonts w:ascii="新細明體" w:hAnsi="新細明體" w:cs="Arial"/>
           <w:sz w:val="22"/>
           <w:szCs w:val="22"/>
         </w:rPr>
@@ -790,7 +804,7 @@
     <w:p>
       <w:pPr>
         <w:rPr>
-          <w:rFonts w:ascii="標楷體" w:eastAsia="標楷體" w:hAnsi="標楷體" w:cs="Arial"/>
+          <w:rFonts w:ascii="新細明體" w:hAnsi="新細明體" w:cs="Arial"/>
           <w:sz w:val="22"/>
           <w:szCs w:val="22"/>
         </w:rPr>
@@ -799,7 +813,7 @@
     <w:p>
       <w:pPr>
         <w:rPr>
-          <w:rFonts w:ascii="標楷體" w:eastAsia="標楷體" w:hAnsi="標楷體" w:cs="Arial"/>
+          <w:rFonts w:ascii="新細明體" w:hAnsi="新細明體" w:cs="Arial"/>
           <w:sz w:val="22"/>
           <w:szCs w:val="22"/>
         </w:rPr>
@@ -808,7 +822,7 @@
     <w:p>
       <w:pPr>
         <w:rPr>
-          <w:rFonts w:ascii="標楷體" w:eastAsia="標楷體" w:hAnsi="標楷體" w:cs="Arial"/>
+          <w:rFonts w:ascii="新細明體" w:hAnsi="新細明體" w:cs="Arial"/>
           <w:sz w:val="22"/>
           <w:szCs w:val="22"/>
         </w:rPr>
@@ -817,7 +831,7 @@
     <w:p>
       <w:pPr>
         <w:rPr>
-          <w:rFonts w:ascii="標楷體" w:eastAsia="標楷體" w:hAnsi="標楷體" w:cs="Arial"/>
+          <w:rFonts w:ascii="新細明體" w:hAnsi="新細明體" w:cs="Arial"/>
           <w:sz w:val="22"/>
           <w:szCs w:val="22"/>
         </w:rPr>
@@ -826,7 +840,7 @@
     <w:p>
       <w:pPr>
         <w:rPr>
-          <w:rFonts w:ascii="標楷體" w:eastAsia="標楷體" w:hAnsi="標楷體" w:cs="Arial"/>
+          <w:rFonts w:ascii="新細明體" w:hAnsi="新細明體" w:cs="Arial"/>
           <w:sz w:val="22"/>
           <w:szCs w:val="22"/>
         </w:rPr>
@@ -835,7 +849,7 @@
     <w:p>
       <w:pPr>
         <w:rPr>
-          <w:rFonts w:ascii="標楷體" w:eastAsia="標楷體" w:hAnsi="標楷體" w:cs="Arial"/>
+          <w:rFonts w:ascii="新細明體" w:hAnsi="新細明體" w:cs="Arial"/>
           <w:sz w:val="22"/>
           <w:szCs w:val="22"/>
         </w:rPr>
@@ -845,14 +859,14 @@
       <w:pPr>
         <w:ind w:left="1440" w:firstLine="480"/>
         <w:rPr>
-          <w:rFonts w:ascii="標楷體" w:eastAsia="標楷體" w:hAnsi="標楷體" w:cs="Arial"/>
+          <w:rFonts w:ascii="新細明體" w:hAnsi="新細明體" w:cs="Arial"/>
           <w:sz w:val="22"/>
           <w:szCs w:val="22"/>
         </w:rPr>
       </w:pPr>
       <w:r>
         <w:rPr>
-          <w:rFonts w:ascii="標楷體" w:eastAsia="標楷體" w:hAnsi="標楷體" w:cs="Arial" w:hint="eastAsia"/>
+          <w:rFonts w:ascii="新細明體" w:hAnsi="新細明體" w:cs="Arial" w:hint="eastAsia"/>
           <w:sz w:val="22"/>
           <w:szCs w:val="22"/>
         </w:rPr>
@@ -860,7 +874,7 @@
       </w:r>
       <w:r>
         <w:rPr>
-          <w:rFonts w:ascii="標楷體" w:eastAsia="標楷體" w:hAnsi="標楷體" w:cs="Arial" w:hint="eastAsia"/>
+          <w:rFonts w:ascii="新細明體" w:hAnsi="新細明體" w:cs="Arial" w:hint="eastAsia"/>
           <w:sz w:val="22"/>
           <w:szCs w:val="22"/>
         </w:rPr>
@@ -868,7 +882,7 @@
       </w:r>
       <w:r>
         <w:rPr>
-          <w:rFonts w:ascii="標楷體" w:eastAsia="標楷體" w:hAnsi="標楷體" w:cs="Arial" w:hint="eastAsia"/>
+          <w:rFonts w:ascii="新細明體" w:hAnsi="新細明體" w:cs="Arial" w:hint="eastAsia"/>
           <w:sz w:val="22"/>
           <w:szCs w:val="22"/>
         </w:rPr>
@@ -876,7 +890,7 @@
       </w:r>
       <w:r>
         <w:rPr>
-          <w:rFonts w:ascii="標楷體" w:eastAsia="標楷體" w:hAnsi="標楷體" w:cs="Arial" w:hint="eastAsia"/>
+          <w:rFonts w:ascii="新細明體" w:hAnsi="新細明體" w:cs="Arial" w:hint="eastAsia"/>
           <w:sz w:val="22"/>
           <w:szCs w:val="22"/>
         </w:rPr>
@@ -884,7 +898,7 @@
       </w:r>
       <w:r>
         <w:rPr>
-          <w:rFonts w:ascii="標楷體" w:eastAsia="標楷體" w:hAnsi="標楷體" w:cs="Arial" w:hint="eastAsia"/>
+          <w:rFonts w:ascii="新細明體" w:hAnsi="新細明體" w:cs="Arial" w:hint="eastAsia"/>
           <w:sz w:val="22"/>
           <w:szCs w:val="22"/>
         </w:rPr>
@@ -892,7 +906,7 @@
       </w:r>
       <w:r>
         <w:rPr>
-          <w:rFonts w:ascii="標楷體" w:eastAsia="標楷體" w:hAnsi="標楷體" w:cs="Arial" w:hint="eastAsia"/>
+          <w:rFonts w:ascii="新細明體" w:hAnsi="新細明體" w:cs="Arial" w:hint="eastAsia"/>
           <w:sz w:val="22"/>
           <w:szCs w:val="22"/>
         </w:rPr>
@@ -903,7 +917,7 @@
     <w:p>
       <w:pPr>
         <w:rPr>
-          <w:rFonts w:ascii="標楷體" w:eastAsia="標楷體" w:hAnsi="標楷體" w:cs="Arial"/>
+          <w:rFonts w:ascii="新細明體" w:hAnsi="新細明體" w:cs="Arial"/>
           <w:sz w:val="22"/>
           <w:szCs w:val="22"/>
         </w:rPr>
@@ -1033,7 +1047,7 @@
       <w:jc w:val="center"/>
     </w:pPr>
     <w:r>
-      <w:pict w14:anchorId="75104929">
+      <w:pict w14:anchorId="1DDED5D1">
         <v:shapetype id="_x0000_t75" coordsize="21600,21600" o:spt="75" o:preferrelative="t" path="m@4@5l@4@11@9@11@9@5xe" filled="f" stroked="f">
           <v:stroke joinstyle="miter"/>
           <v:formulas>
@@ -1053,7 +1067,7 @@
           <v:path o:extrusionok="f" gradientshapeok="t" o:connecttype="rect"/>
           <o:lock v:ext="edit" aspectratio="t"/>
         </v:shapetype>
-        <v:shape id="Picture 1" o:spid="_x0000_i1025" type="#_x0000_t75" style="width:138pt;height:27.25pt;visibility:visible;mso-wrap-style:square">
+        <v:shape id="Picture 1" o:spid="_x0000_i1025" type="#_x0000_t75" style="width:137.9pt;height:27.15pt;visibility:visible;mso-wrap-style:square">
           <v:imagedata r:id="rId1" o:title=""/>
           <o:lock v:ext="edit" rotation="t" cropping="t" verticies="t"/>
         </v:shape>
@@ -1108,7 +1122,7 @@
         <w:sz w:val="48"/>
         <w:szCs w:val="48"/>
       </w:rPr>
-      <w:pict w14:anchorId="020BFB7A">
+      <w:pict w14:anchorId="5AFF1FE4">
         <v:shapetype id="_x0000_t32" coordsize="21600,21600" o:spt="32" o:oned="t" path="m,l21600,21600e" filled="f">
           <v:path arrowok="t" fillok="f" o:connecttype="none"/>
           <o:lock v:ext="edit" shapetype="t"/>
@@ -1159,7 +1173,7 @@
         <w:sz w:val="48"/>
         <w:szCs w:val="48"/>
       </w:rPr>
-      <w:pict w14:anchorId="281461CD">
+      <w:pict w14:anchorId="023F96D1">
         <v:shapetype id="_x0000_t202" coordsize="21600,21600" o:spt="202" path="m,l,21600r21600,l21600,xe">
           <v:stroke joinstyle="miter"/>
           <v:path gradientshapeok="t" o:connecttype="rect"/>

--- a/templates/COA_Etacom_template_font_revision.docx
+++ b/templates/COA_Etacom_template_font_revision.docx
@@ -588,21 +588,14 @@
                 <w:rFonts w:ascii="新細明體" w:hAnsi="新細明體" w:hint="eastAsia"/>
                 <w:szCs w:val="24"/>
               </w:rPr>
-              <w:t>ouple: H</w:t>
-            </w:r>
-            <w:r>
-              <w:rPr>
-                <w:rFonts w:ascii="新細明體" w:hAnsi="新細明體" w:hint="eastAsia"/>
-                <w:szCs w:val="24"/>
-              </w:rPr>
-              <w:t>Y25</w:t>
-            </w:r>
-            <w:r>
-              <w:rPr>
-                <w:rFonts w:ascii="新細明體" w:hAnsi="新細明體" w:hint="eastAsia"/>
-                <w:szCs w:val="24"/>
-              </w:rPr>
-              <w:t>36</w:t>
+              <w:t xml:space="preserve">ouple: </w:t>
+            </w:r>
+            <w:r>
+              <w:rPr>
+                <w:rFonts w:ascii="新細明體" w:hAnsi="新細明體"/>
+                <w:szCs w:val="24"/>
+              </w:rPr>
+              <w:t>{{ couple }}</w:t>
             </w:r>
           </w:p>
         </w:tc>
@@ -1047,7 +1040,7 @@
       <w:jc w:val="center"/>
     </w:pPr>
     <w:r>
-      <w:pict w14:anchorId="1DDED5D1">
+      <w:pict w14:anchorId="50E58E40">
         <v:shapetype id="_x0000_t75" coordsize="21600,21600" o:spt="75" o:preferrelative="t" path="m@4@5l@4@11@9@11@9@5xe" filled="f" stroked="f">
           <v:stroke joinstyle="miter"/>
           <v:formulas>
@@ -1067,7 +1060,7 @@
           <v:path o:extrusionok="f" gradientshapeok="t" o:connecttype="rect"/>
           <o:lock v:ext="edit" aspectratio="t"/>
         </v:shapetype>
-        <v:shape id="Picture 1" o:spid="_x0000_i1025" type="#_x0000_t75" style="width:137.9pt;height:27.15pt;visibility:visible;mso-wrap-style:square">
+        <v:shape id="Picture 1" o:spid="_x0000_i1025" type="#_x0000_t75" style="width:137.9pt;height:27.05pt;visibility:visible;mso-wrap-style:square">
           <v:imagedata r:id="rId1" o:title=""/>
           <o:lock v:ext="edit" rotation="t" cropping="t" verticies="t"/>
         </v:shape>
@@ -1122,7 +1115,7 @@
         <w:sz w:val="48"/>
         <w:szCs w:val="48"/>
       </w:rPr>
-      <w:pict w14:anchorId="5AFF1FE4">
+      <w:pict w14:anchorId="65924906">
         <v:shapetype id="_x0000_t32" coordsize="21600,21600" o:spt="32" o:oned="t" path="m,l21600,21600e" filled="f">
           <v:path arrowok="t" fillok="f" o:connecttype="none"/>
           <o:lock v:ext="edit" shapetype="t"/>
@@ -1173,7 +1166,7 @@
         <w:sz w:val="48"/>
         <w:szCs w:val="48"/>
       </w:rPr>
-      <w:pict w14:anchorId="023F96D1">
+      <w:pict w14:anchorId="36265E33">
         <v:shapetype id="_x0000_t202" coordsize="21600,21600" o:spt="202" path="m,l,21600r21600,l21600,xe">
           <v:stroke joinstyle="miter"/>
           <v:path gradientshapeok="t" o:connecttype="rect"/>

--- a/templates/COA_Etacom_template_font_revision.docx
+++ b/templates/COA_Etacom_template_font_revision.docx
@@ -185,6 +185,7 @@
           <w:szCs w:val="24"/>
         </w:rPr>
         <w:t>{{ weight }}</w:t>
+        <w:t>{% if qty %}*{{ qty }}桶{% endif %}</w:t>
       </w:r>
     </w:p>
     <w:p>
